--- a/Отчет_Воробьев_преддипломная_практика.docx
+++ b/Отчет_Воробьев_преддипломная_практика.docx
@@ -872,7 +872,7 @@
         <w:rPr>
           <w:lang w:val="ru-RU"/>
         </w:rPr>
-        <w:t xml:space="preserve">Структурная схема автоматизированной системы управления качеством сборочного участка, отражающая связи между испытательными стендами, контроллером ОВЕН ПЛК110, операторским ПК и MES-системой, представлена на рисунке 2.1.</w:t>
+        <w:t>Структурная схема автоматизированной системы управления качеством сборочного участка, отражающая связи между испытательными стендами, контроллером ОВЕН ПЛК110, операторским ПК и MES-системой, представлена на таблице 2.1.</w:t>
       </w:r>
     </w:p>
     <w:p>
@@ -882,57 +882,241 @@
           <w:lang w:val="ru-RU"/>
         </w:rPr>
       </w:pPr>
-      <w:r>
-        <w:rPr>
-          <w:rFonts w:eastAsia="MS Mincho"/>
-          <w:noProof/>
-        </w:rPr>
-        <w:drawing>
-          <wp:inline distT="0" distB="0" distL="0" distR="0" wp14:anchorId="57404C8F" wp14:editId="58C5FFF6">
-            <wp:extent cx="4656524" cy="3102912"/>
-            <wp:effectExtent l="0" t="0" r="0" b="2540"/>
-            <wp:docPr id="1604193998" name="Рисунок 1"/>
-            <wp:cNvGraphicFramePr>
-              <a:graphicFrameLocks xmlns:a="http://schemas.openxmlformats.org/drawingml/2006/main" noChangeAspect="1"/>
-            </wp:cNvGraphicFramePr>
-            <a:graphic xmlns:a="http://schemas.openxmlformats.org/drawingml/2006/main">
-              <a:graphicData uri="http://schemas.openxmlformats.org/drawingml/2006/picture">
-                <pic:pic xmlns:pic="http://schemas.openxmlformats.org/drawingml/2006/picture">
-                  <pic:nvPicPr>
-                    <pic:cNvPr id="1604193998" name=""/>
-                    <pic:cNvPicPr/>
-                  </pic:nvPicPr>
-                  <pic:blipFill rotWithShape="1">
-                    <a:blip r:embed="rId4"/>
-                    <a:srcRect l="8543" r="6574"/>
-                    <a:stretch>
-                      <a:fillRect/>
-                    </a:stretch>
-                  </pic:blipFill>
-                  <pic:spPr bwMode="auto">
-                    <a:xfrm>
-                      <a:off x="0" y="0"/>
-                      <a:ext cx="4657024" cy="3103245"/>
-                    </a:xfrm>
-                    <a:prstGeom prst="rect">
-                      <a:avLst/>
-                    </a:prstGeom>
-                    <a:ln>
-                      <a:noFill/>
-                    </a:ln>
-                    <a:extLst>
-                      <a:ext uri="{53640926-AAD7-44D8-BBD7-CCE9431645EC}">
-                        <a14:shadowObscured xmlns:a14="http://schemas.microsoft.com/office/drawing/2010/main"/>
-                      </a:ext>
-                    </a:extLst>
-                  </pic:spPr>
-                </pic:pic>
-              </a:graphicData>
-            </a:graphic>
-          </wp:inline>
-        </w:drawing>
-      </w:r>
-    </w:p>
+    </w:p>
+    <w:tbl>
+      <w:tblPr>
+        <w:tblStyle w:val="ac"/>
+        <w:tblW w:type="auto" w:w="0"/>
+        <w:tblLook w:firstColumn="1" w:firstRow="1" w:lastColumn="0" w:lastRow="0" w:noHBand="0" w:noVBand="1" w:val="04A0"/>
+      </w:tblPr>
+      <w:tblGrid>
+        <w:gridCol w:w="3230"/>
+        <w:gridCol w:w="3230"/>
+        <w:gridCol w:w="3230"/>
+      </w:tblGrid>
+      <w:tr>
+        <w:tc>
+          <w:tcPr>
+            <w:tcW w:type="dxa" w:w="3230"/>
+          </w:tcPr>
+          <w:p>
+            <w:pPr>
+              <w:jc w:val="center"/>
+            </w:pPr>
+            <w:r>
+              <w:rPr>
+                <w:rFonts w:ascii="Liberation Serif" w:hAnsi="Liberation Serif"/>
+                <w:b/>
+                <w:sz w:val="24"/>
+              </w:rPr>
+              <w:t>Уровень АСУ</w:t>
+            </w:r>
+          </w:p>
+        </w:tc>
+        <w:tc>
+          <w:tcPr>
+            <w:tcW w:type="dxa" w:w="3230"/>
+          </w:tcPr>
+          <w:p>
+            <w:pPr>
+              <w:jc w:val="center"/>
+            </w:pPr>
+            <w:r>
+              <w:rPr>
+                <w:rFonts w:ascii="Liberation Serif" w:hAnsi="Liberation Serif"/>
+                <w:b/>
+                <w:sz w:val="24"/>
+              </w:rPr>
+              <w:t>Оборудование / ПО</w:t>
+            </w:r>
+          </w:p>
+        </w:tc>
+        <w:tc>
+          <w:tcPr>
+            <w:tcW w:type="dxa" w:w="3230"/>
+          </w:tcPr>
+          <w:p>
+            <w:pPr>
+              <w:jc w:val="center"/>
+            </w:pPr>
+            <w:r>
+              <w:rPr>
+                <w:rFonts w:ascii="Liberation Serif" w:hAnsi="Liberation Serif"/>
+                <w:b/>
+                <w:sz w:val="24"/>
+              </w:rPr>
+              <w:t>Выполняемая функция</w:t>
+            </w:r>
+          </w:p>
+        </w:tc>
+      </w:tr>
+      <w:tr>
+        <w:tc>
+          <w:tcPr>
+            <w:tcW w:type="dxa" w:w="3230"/>
+          </w:tcPr>
+          <w:p>
+            <w:pPr>
+              <w:jc w:val="center"/>
+            </w:pPr>
+            <w:r>
+              <w:rPr>
+                <w:rFonts w:ascii="Liberation Serif" w:hAnsi="Liberation Serif"/>
+                <w:b/>
+                <w:sz w:val="24"/>
+              </w:rPr>
+              <w:t>Полевой</w:t>
+            </w:r>
+          </w:p>
+        </w:tc>
+        <w:tc>
+          <w:tcPr>
+            <w:tcW w:type="dxa" w:w="3230"/>
+          </w:tcPr>
+          <w:p>
+            <w:pPr>
+              <w:jc w:val="left"/>
+            </w:pPr>
+            <w:r>
+              <w:rPr>
+                <w:rFonts w:ascii="Liberation Serif" w:hAnsi="Liberation Serif"/>
+                <w:sz w:val="24"/>
+              </w:rPr>
+              <w:t>Стенд дымового канала (аэрозольная камера + датчик концентрации);</w:t>
+              <w:br/>
+              <w:t>Стенд теплового канала (ТЭН + ПИД-регулятор + термопара);</w:t>
+              <w:br/>
+              <w:t>Сканеры QR-кодов серийных номеров</w:t>
+            </w:r>
+          </w:p>
+        </w:tc>
+        <w:tc>
+          <w:tcPr>
+            <w:tcW w:type="dxa" w:w="3230"/>
+          </w:tcPr>
+          <w:p>
+            <w:pPr>
+              <w:jc w:val="left"/>
+            </w:pPr>
+            <w:r>
+              <w:rPr>
+                <w:rFonts w:ascii="Liberation Serif" w:hAnsi="Liberation Serif"/>
+                <w:sz w:val="24"/>
+              </w:rPr>
+              <w:t>Физическое испытание каждого изделия по двум каналам; идентификация изделия перед началом теста</w:t>
+            </w:r>
+          </w:p>
+        </w:tc>
+      </w:tr>
+      <w:tr>
+        <w:tc>
+          <w:tcPr>
+            <w:tcW w:type="dxa" w:w="3230"/>
+          </w:tcPr>
+          <w:p>
+            <w:pPr>
+              <w:jc w:val="center"/>
+            </w:pPr>
+            <w:r>
+              <w:rPr>
+                <w:rFonts w:ascii="Liberation Serif" w:hAnsi="Liberation Serif"/>
+                <w:b/>
+                <w:sz w:val="24"/>
+              </w:rPr>
+              <w:t>Управляющий</w:t>
+            </w:r>
+          </w:p>
+        </w:tc>
+        <w:tc>
+          <w:tcPr>
+            <w:tcW w:type="dxa" w:w="3230"/>
+          </w:tcPr>
+          <w:p>
+            <w:pPr>
+              <w:jc w:val="left"/>
+            </w:pPr>
+            <w:r>
+              <w:rPr>
+                <w:rFonts w:ascii="Liberation Serif" w:hAnsi="Liberation Serif"/>
+                <w:sz w:val="24"/>
+              </w:rPr>
+              <w:t>ОВЕН ПЛК110 (промышленный контроллер)</w:t>
+            </w:r>
+          </w:p>
+        </w:tc>
+        <w:tc>
+          <w:tcPr>
+            <w:tcW w:type="dxa" w:w="3230"/>
+          </w:tcPr>
+          <w:p>
+            <w:pPr>
+              <w:jc w:val="left"/>
+            </w:pPr>
+            <w:r>
+              <w:rPr>
+                <w:rFonts w:ascii="Liberation Serif" w:hAnsi="Liberation Serif"/>
+                <w:sz w:val="24"/>
+              </w:rPr>
+              <w:t>Управление исполнительными механизмами стендов; фиксация момента срабатывания; сравнение с нормативным диапазоном; передача результата в MES</w:t>
+            </w:r>
+          </w:p>
+        </w:tc>
+      </w:tr>
+      <w:tr>
+        <w:tc>
+          <w:tcPr>
+            <w:tcW w:type="dxa" w:w="3230"/>
+          </w:tcPr>
+          <w:p>
+            <w:pPr>
+              <w:jc w:val="center"/>
+            </w:pPr>
+            <w:r>
+              <w:rPr>
+                <w:rFonts w:ascii="Liberation Serif" w:hAnsi="Liberation Serif"/>
+                <w:b/>
+                <w:sz w:val="24"/>
+              </w:rPr>
+              <w:t>MES / Верхний</w:t>
+            </w:r>
+          </w:p>
+        </w:tc>
+        <w:tc>
+          <w:tcPr>
+            <w:tcW w:type="dxa" w:w="3230"/>
+          </w:tcPr>
+          <w:p>
+            <w:pPr>
+              <w:jc w:val="left"/>
+            </w:pPr>
+            <w:r>
+              <w:rPr>
+                <w:rFonts w:ascii="Liberation Serif" w:hAnsi="Liberation Serif"/>
+                <w:sz w:val="24"/>
+              </w:rPr>
+              <w:t>Промышленный ПК; СУБД испытаний; модуль прослеживаемости</w:t>
+            </w:r>
+          </w:p>
+        </w:tc>
+        <w:tc>
+          <w:tcPr>
+            <w:tcW w:type="dxa" w:w="3230"/>
+          </w:tcPr>
+          <w:p>
+            <w:pPr>
+              <w:jc w:val="left"/>
+            </w:pPr>
+            <w:r>
+              <w:rPr>
+                <w:rFonts w:ascii="Liberation Serif" w:hAnsi="Liberation Serif"/>
+                <w:sz w:val="24"/>
+              </w:rPr>
+              <w:t>Привязка результатов к серийному номеру; автоформирование электронного паспорта изделия; блокировка выпуска без записи об испытании; оперативная отчётность по браку</w:t>
+            </w:r>
+          </w:p>
+        </w:tc>
+      </w:tr>
+    </w:tbl>
     <w:p>
       <w:pPr>
         <w:spacing w:after="120"/>
@@ -946,7 +1130,7 @@
           <w:sz w:val="24"/>
           <w:lang w:val="ru-RU"/>
         </w:rPr>
-        <w:t xml:space="preserve">Рисунок 2.1 — Структурная схема АСУ качеством сборочного участка</w:t>
+        <w:t>Таблица 2.1 — Структура автоматизированной системы управления качеством сборочного участка</w:t>
       </w:r>
     </w:p>
     <w:p>
